--- a/docs/word/MERIDIAN-Executive-Review.docx
+++ b/docs/word/MERIDIAN-Executive-Review.docx
@@ -185,7 +185,7 @@
                 <w:sz w:val="18"/>
                 <w:szCs w:val="18"/>
               </w:rPr>
-              <w:t xml:space="preserve">MERIDIAN 1.0.0 - SIEM-less detection, investigation and response with AI agents over MCP</w:t>
+              <w:t xml:space="preserve">MERIDIAN 1.0.1 - SIEM-less detection, investigation and response with AI agents over MCP</w:t>
             </w:r>
           </w:p>
         </w:tc>
@@ -365,7 +365,7 @@
                 <w:sz w:val="18"/>
                 <w:szCs w:val="18"/>
               </w:rPr>
-              <w:t xml:space="preserve">1.0.0 / 2026-10-01</w:t>
+              <w:t xml:space="preserve">1.0.1 / 2026-10-02</w:t>
             </w:r>
           </w:p>
         </w:tc>
@@ -12048,7 +12048,7 @@
         <w:sz w:val="16"/>
         <w:szCs w:val="16"/>
       </w:rPr>
-      <w:t xml:space="preserve">MERIDIAN 1.0.0 - Executive Review</w:t>
+      <w:t xml:space="preserve">MERIDIAN 1.0.1 - Executive Review</w:t>
     </w:r>
   </w:p>
 </w:hdr>
